--- a/Test/데이터베이스/4주차 데이터 저장 장치 구조.docx
+++ b/Test/데이터베이스/4주차 데이터 저장 장치 구조.docx
@@ -89,11 +89,6 @@
     </w:p>
     <w:p/>
     <w:p>
-      <w:pPr>
-        <w:rPr>
-          <w:rFonts w:hint="eastAsia"/>
-        </w:rPr>
-      </w:pPr>
       <w:r>
         <w:t>2. 파일 할당 방식</w:t>
       </w:r>
@@ -389,10 +384,130 @@
       </w:r>
     </w:p>
     <w:bookmarkEnd w:id="0"/>
+    <w:p>
+      <w:pPr>
+        <w:widowControl/>
+        <w:wordWrap/>
+        <w:autoSpaceDE/>
+        <w:autoSpaceDN/>
+      </w:pPr>
+      <w:r>
+        <w:br w:type="page"/>
+      </w:r>
+    </w:p>
+    <w:p>
+      <w:r>
+        <w:rPr>
+          <w:rFonts w:hint="eastAsia"/>
+        </w:rPr>
+        <w:lastRenderedPageBreak/>
+        <w:t>6</w:t>
+      </w:r>
+      <w:r>
+        <w:t>. 데이터 사전 저장소</w:t>
+      </w:r>
+    </w:p>
+    <w:p>
+      <w:r>
+        <w:rPr>
+          <w:rFonts w:hint="eastAsia"/>
+          <w:noProof/>
+        </w:rPr>
+        <w:drawing>
+          <wp:inline distT="0" distB="0" distL="0" distR="0" wp14:anchorId="72CF266D" wp14:editId="10022441">
+            <wp:extent cx="5731510" cy="1493520"/>
+            <wp:effectExtent l="0" t="0" r="0" b="5080"/>
+            <wp:docPr id="490231715" name="그림 3" descr="텍스트, 스크린샷, 폰트, 영수증이(가) 표시된 사진&#10;&#10;AI가 생성한 콘텐츠는 부정확할 수 있습니다."/>
+            <wp:cNvGraphicFramePr>
+              <a:graphicFrameLocks xmlns:a="http://schemas.openxmlformats.org/drawingml/2006/main" noChangeAspect="1"/>
+            </wp:cNvGraphicFramePr>
+            <a:graphic xmlns:a="http://schemas.openxmlformats.org/drawingml/2006/main">
+              <a:graphicData uri="http://schemas.openxmlformats.org/drawingml/2006/picture">
+                <pic:pic xmlns:pic="http://schemas.openxmlformats.org/drawingml/2006/picture">
+                  <pic:nvPicPr>
+                    <pic:cNvPr id="490231715" name="그림 3" descr="텍스트, 스크린샷, 폰트, 영수증이(가) 표시된 사진&#10;&#10;AI가 생성한 콘텐츠는 부정확할 수 있습니다."/>
+                    <pic:cNvPicPr/>
+                  </pic:nvPicPr>
+                  <pic:blipFill>
+                    <a:blip r:embed="rId10" cstate="print">
+                      <a:extLst>
+                        <a:ext uri="{28A0092B-C50C-407E-A947-70E740481C1C}">
+                          <a14:useLocalDpi xmlns:a14="http://schemas.microsoft.com/office/drawing/2010/main" val="0"/>
+                        </a:ext>
+                      </a:extLst>
+                    </a:blip>
+                    <a:stretch>
+                      <a:fillRect/>
+                    </a:stretch>
+                  </pic:blipFill>
+                  <pic:spPr>
+                    <a:xfrm>
+                      <a:off x="0" y="0"/>
+                      <a:ext cx="5731510" cy="1493520"/>
+                    </a:xfrm>
+                    <a:prstGeom prst="rect">
+                      <a:avLst/>
+                    </a:prstGeom>
+                  </pic:spPr>
+                </pic:pic>
+              </a:graphicData>
+            </a:graphic>
+          </wp:inline>
+        </w:drawing>
+      </w:r>
+    </w:p>
+    <w:p>
+      <w:r>
+        <w:rPr>
+          <w:noProof/>
+        </w:rPr>
+        <w:drawing>
+          <wp:inline distT="0" distB="0" distL="0" distR="0" wp14:anchorId="3D358072" wp14:editId="488D5D0C">
+            <wp:extent cx="5731510" cy="3152775"/>
+            <wp:effectExtent l="0" t="0" r="0" b="0"/>
+            <wp:docPr id="439443829" name="그림 1" descr="텍스트, 스크린샷, 폰트, 번호이(가) 표시된 사진&#10;&#10;AI가 생성한 콘텐츠는 부정확할 수 있습니다."/>
+            <wp:cNvGraphicFramePr>
+              <a:graphicFrameLocks xmlns:a="http://schemas.openxmlformats.org/drawingml/2006/main" noChangeAspect="1"/>
+            </wp:cNvGraphicFramePr>
+            <a:graphic xmlns:a="http://schemas.openxmlformats.org/drawingml/2006/main">
+              <a:graphicData uri="http://schemas.openxmlformats.org/drawingml/2006/picture">
+                <pic:pic xmlns:pic="http://schemas.openxmlformats.org/drawingml/2006/picture">
+                  <pic:nvPicPr>
+                    <pic:cNvPr id="439443829" name="그림 1" descr="텍스트, 스크린샷, 폰트, 번호이(가) 표시된 사진&#10;&#10;AI가 생성한 콘텐츠는 부정확할 수 있습니다."/>
+                    <pic:cNvPicPr/>
+                  </pic:nvPicPr>
+                  <pic:blipFill>
+                    <a:blip r:embed="rId11"/>
+                    <a:stretch>
+                      <a:fillRect/>
+                    </a:stretch>
+                  </pic:blipFill>
+                  <pic:spPr>
+                    <a:xfrm>
+                      <a:off x="0" y="0"/>
+                      <a:ext cx="5731510" cy="3152775"/>
+                    </a:xfrm>
+                    <a:prstGeom prst="rect">
+                      <a:avLst/>
+                    </a:prstGeom>
+                  </pic:spPr>
+                </pic:pic>
+              </a:graphicData>
+            </a:graphic>
+          </wp:inline>
+        </w:drawing>
+      </w:r>
+    </w:p>
     <w:p/>
     <w:p>
       <w:r>
-        <w:t>6. 버퍼 관리자</w:t>
+        <w:rPr>
+          <w:rFonts w:hint="eastAsia"/>
+        </w:rPr>
+        <w:t>7</w:t>
+      </w:r>
+      <w:r>
+        <w:t>. 버퍼 관리자</w:t>
       </w:r>
     </w:p>
     <w:p>
@@ -422,7 +537,7 @@
                     <pic:cNvPicPr/>
                   </pic:nvPicPr>
                   <pic:blipFill>
-                    <a:blip r:embed="rId10" cstate="print">
+                    <a:blip r:embed="rId12" cstate="print">
                       <a:extLst>
                         <a:ext uri="{28A0092B-C50C-407E-A947-70E740481C1C}">
                           <a14:useLocalDpi xmlns:a14="http://schemas.microsoft.com/office/drawing/2010/main" val="0"/>
@@ -450,55 +565,6 @@
       </w:r>
     </w:p>
     <w:p>
-      <w:r>
-        <w:rPr>
-          <w:noProof/>
-        </w:rPr>
-        <w:lastRenderedPageBreak/>
-        <w:drawing>
-          <wp:inline distT="0" distB="0" distL="0" distR="0" wp14:anchorId="2C8596A5" wp14:editId="7096D9FB">
-            <wp:extent cx="5731510" cy="2153920"/>
-            <wp:effectExtent l="0" t="0" r="0" b="5080"/>
-            <wp:docPr id="986171611" name="그림 7" descr="텍스트, 스크린샷, 폰트, 번호이(가) 표시된 사진&#10;&#10;AI가 생성한 콘텐츠는 부정확할 수 있습니다."/>
-            <wp:cNvGraphicFramePr>
-              <a:graphicFrameLocks xmlns:a="http://schemas.openxmlformats.org/drawingml/2006/main" noChangeAspect="1"/>
-            </wp:cNvGraphicFramePr>
-            <a:graphic xmlns:a="http://schemas.openxmlformats.org/drawingml/2006/main">
-              <a:graphicData uri="http://schemas.openxmlformats.org/drawingml/2006/picture">
-                <pic:pic xmlns:pic="http://schemas.openxmlformats.org/drawingml/2006/picture">
-                  <pic:nvPicPr>
-                    <pic:cNvPr id="986171611" name="그림 7" descr="텍스트, 스크린샷, 폰트, 번호이(가) 표시된 사진&#10;&#10;AI가 생성한 콘텐츠는 부정확할 수 있습니다."/>
-                    <pic:cNvPicPr/>
-                  </pic:nvPicPr>
-                  <pic:blipFill>
-                    <a:blip r:embed="rId8" cstate="print">
-                      <a:extLst>
-                        <a:ext uri="{28A0092B-C50C-407E-A947-70E740481C1C}">
-                          <a14:useLocalDpi xmlns:a14="http://schemas.microsoft.com/office/drawing/2010/main" val="0"/>
-                        </a:ext>
-                      </a:extLst>
-                    </a:blip>
-                    <a:stretch>
-                      <a:fillRect/>
-                    </a:stretch>
-                  </pic:blipFill>
-                  <pic:spPr>
-                    <a:xfrm>
-                      <a:off x="0" y="0"/>
-                      <a:ext cx="5731510" cy="2153920"/>
-                    </a:xfrm>
-                    <a:prstGeom prst="rect">
-                      <a:avLst/>
-                    </a:prstGeom>
-                  </pic:spPr>
-                </pic:pic>
-              </a:graphicData>
-            </a:graphic>
-          </wp:inline>
-        </w:drawing>
-      </w:r>
-    </w:p>
-    <w:p>
       <w:pPr>
         <w:widowControl/>
         <w:wordWrap/>
@@ -511,8 +577,14 @@
     </w:p>
     <w:p>
       <w:r>
+        <w:rPr>
+          <w:rFonts w:hint="eastAsia"/>
+        </w:rPr>
         <w:lastRenderedPageBreak/>
-        <w:t xml:space="preserve">7. 열 </w:t>
+        <w:t>8</w:t>
+      </w:r>
+      <w:r>
+        <w:t xml:space="preserve">. 열 </w:t>
       </w:r>
       <w:r>
         <w:rPr>
@@ -531,6 +603,11 @@
       </w:r>
     </w:p>
     <w:p>
+      <w:pPr>
+        <w:rPr>
+          <w:rFonts w:hint="eastAsia"/>
+        </w:rPr>
+      </w:pPr>
       <w:r>
         <w:rPr>
           <w:noProof/>
@@ -551,7 +628,7 @@
                     <pic:cNvPicPr/>
                   </pic:nvPicPr>
                   <pic:blipFill>
-                    <a:blip r:embed="rId11" cstate="print">
+                    <a:blip r:embed="rId13" cstate="print">
                       <a:extLst>
                         <a:ext uri="{28A0092B-C50C-407E-A947-70E740481C1C}">
                           <a14:useLocalDpi xmlns:a14="http://schemas.microsoft.com/office/drawing/2010/main" val="0"/>
@@ -579,10 +656,15 @@
       </w:r>
     </w:p>
     <w:p/>
-    <w:p/>
-    <w:p>
-      <w:r>
-        <w:t>8. 메인 메모리 DB 저장</w:t>
+    <w:p>
+      <w:r>
+        <w:rPr>
+          <w:rFonts w:hint="eastAsia"/>
+        </w:rPr>
+        <w:t>9</w:t>
+      </w:r>
+      <w:r>
+        <w:t>. 메인 메모리 DB 저장</w:t>
       </w:r>
       <w:r>
         <w:rPr>
@@ -604,7 +686,7 @@
                     <pic:cNvPicPr/>
                   </pic:nvPicPr>
                   <pic:blipFill>
-                    <a:blip r:embed="rId12" cstate="print">
+                    <a:blip r:embed="rId14" cstate="print">
                       <a:extLst>
                         <a:ext uri="{28A0092B-C50C-407E-A947-70E740481C1C}">
                           <a14:useLocalDpi xmlns:a14="http://schemas.microsoft.com/office/drawing/2010/main" val="0"/>
@@ -644,106 +726,42 @@
     </w:p>
     <w:p>
       <w:r>
+        <w:rPr>
+          <w:rFonts w:ascii="Apple Color Emoji" w:hAnsi="Apple Color Emoji" w:cs="Apple Color Emoji"/>
+        </w:rPr>
         <w:lastRenderedPageBreak/>
-        <w:t>9. 데이터 사전 저장소</w:t>
-      </w:r>
-    </w:p>
-    <w:p>
-      <w:pPr>
-        <w:rPr>
-          <w:rFonts w:hint="eastAsia"/>
-        </w:rPr>
-      </w:pPr>
-      <w:r>
-        <w:rPr>
-          <w:rFonts w:hint="eastAsia"/>
-          <w:noProof/>
-        </w:rPr>
-        <w:drawing>
-          <wp:inline distT="0" distB="0" distL="0" distR="0" wp14:anchorId="6C008D6B" wp14:editId="098616ED">
-            <wp:extent cx="5731510" cy="1493520"/>
-            <wp:effectExtent l="0" t="0" r="0" b="5080"/>
-            <wp:docPr id="490231715" name="그림 3" descr="텍스트, 스크린샷, 폰트, 영수증이(가) 표시된 사진&#10;&#10;AI가 생성한 콘텐츠는 부정확할 수 있습니다."/>
-            <wp:cNvGraphicFramePr>
-              <a:graphicFrameLocks xmlns:a="http://schemas.openxmlformats.org/drawingml/2006/main" noChangeAspect="1"/>
-            </wp:cNvGraphicFramePr>
-            <a:graphic xmlns:a="http://schemas.openxmlformats.org/drawingml/2006/main">
-              <a:graphicData uri="http://schemas.openxmlformats.org/drawingml/2006/picture">
-                <pic:pic xmlns:pic="http://schemas.openxmlformats.org/drawingml/2006/picture">
-                  <pic:nvPicPr>
-                    <pic:cNvPr id="490231715" name="그림 3" descr="텍스트, 스크린샷, 폰트, 영수증이(가) 표시된 사진&#10;&#10;AI가 생성한 콘텐츠는 부정확할 수 있습니다."/>
-                    <pic:cNvPicPr/>
-                  </pic:nvPicPr>
-                  <pic:blipFill>
-                    <a:blip r:embed="rId13" cstate="print">
-                      <a:extLst>
-                        <a:ext uri="{28A0092B-C50C-407E-A947-70E740481C1C}">
-                          <a14:useLocalDpi xmlns:a14="http://schemas.microsoft.com/office/drawing/2010/main" val="0"/>
-                        </a:ext>
-                      </a:extLst>
-                    </a:blip>
-                    <a:stretch>
-                      <a:fillRect/>
-                    </a:stretch>
-                  </pic:blipFill>
-                  <pic:spPr>
-                    <a:xfrm>
-                      <a:off x="0" y="0"/>
-                      <a:ext cx="5731510" cy="1493520"/>
-                    </a:xfrm>
-                    <a:prstGeom prst="rect">
-                      <a:avLst/>
-                    </a:prstGeom>
-                  </pic:spPr>
-                </pic:pic>
-              </a:graphicData>
-            </a:graphic>
-          </wp:inline>
-        </w:drawing>
-      </w:r>
-    </w:p>
-    <w:p>
-      <w:r>
-        <w:rPr>
-          <w:noProof/>
-        </w:rPr>
-        <w:drawing>
-          <wp:inline distT="0" distB="0" distL="0" distR="0" wp14:anchorId="6E0E6EF1" wp14:editId="0661D25D">
-            <wp:extent cx="5731510" cy="3152775"/>
-            <wp:effectExtent l="0" t="0" r="0" b="0"/>
-            <wp:docPr id="439443829" name="그림 1" descr="텍스트, 스크린샷, 폰트, 번호이(가) 표시된 사진&#10;&#10;AI가 생성한 콘텐츠는 부정확할 수 있습니다."/>
-            <wp:cNvGraphicFramePr>
-              <a:graphicFrameLocks xmlns:a="http://schemas.openxmlformats.org/drawingml/2006/main" noChangeAspect="1"/>
-            </wp:cNvGraphicFramePr>
-            <a:graphic xmlns:a="http://schemas.openxmlformats.org/drawingml/2006/main">
-              <a:graphicData uri="http://schemas.openxmlformats.org/drawingml/2006/picture">
-                <pic:pic xmlns:pic="http://schemas.openxmlformats.org/drawingml/2006/picture">
-                  <pic:nvPicPr>
-                    <pic:cNvPr id="439443829" name="그림 1" descr="텍스트, 스크린샷, 폰트, 번호이(가) 표시된 사진&#10;&#10;AI가 생성한 콘텐츠는 부정확할 수 있습니다."/>
-                    <pic:cNvPicPr/>
-                  </pic:nvPicPr>
-                  <pic:blipFill>
-                    <a:blip r:embed="rId14"/>
-                    <a:stretch>
-                      <a:fillRect/>
-                    </a:stretch>
-                  </pic:blipFill>
-                  <pic:spPr>
-                    <a:xfrm>
-                      <a:off x="0" y="0"/>
-                      <a:ext cx="5731510" cy="3152775"/>
-                    </a:xfrm>
-                    <a:prstGeom prst="rect">
-                      <a:avLst/>
-                    </a:prstGeom>
-                  </pic:spPr>
-                </pic:pic>
-              </a:graphicData>
-            </a:graphic>
-          </wp:inline>
-        </w:drawing>
-      </w:r>
-    </w:p>
+        <w:t>✅</w:t>
+      </w:r>
+      <w:r>
+        <w:t xml:space="preserve"> O, X 자주 나오는 포인트</w:t>
+      </w:r>
+    </w:p>
+    <w:p>
+      <w:r>
+        <w:t>- 연속 할당은 외부 단편화에 취약하다. → O</w:t>
+      </w:r>
+    </w:p>
+    <w:p>
+      <w:r>
+        <w:t>- 색인 할당은 임의 접근이 어렵다. → X</w:t>
+      </w:r>
+    </w:p>
+    <w:p>
+      <w:r>
+        <w:t>- 고정 길이 레코드는 블록을 넘을 수 있다. → X</w:t>
+      </w:r>
+    </w:p>
+    <w:p>
+      <w:r>
+        <w:t>- 열 지향 저장은 OLTP 시스템에 적합하다. → X</w:t>
+      </w:r>
+    </w:p>
+    <w:p>
+      <w:r>
+        <w:t>- 버퍼 관리자는 메모리에 블록이 없으면 디스크에서 불러온다. → O</w:t>
+      </w:r>
+    </w:p>
+    <w:p/>
     <w:p>
       <w:r>
         <w:rPr>
@@ -752,43 +770,6 @@
         <w:t>✅</w:t>
       </w:r>
       <w:r>
-        <w:t xml:space="preserve"> O, X 자주 나오는 포인트</w:t>
-      </w:r>
-    </w:p>
-    <w:p>
-      <w:r>
-        <w:t>- 연속 할당은 외부 단편화에 취약하다. → O</w:t>
-      </w:r>
-    </w:p>
-    <w:p>
-      <w:r>
-        <w:t>- 색인 할당은 임의 접근이 어렵다. → X</w:t>
-      </w:r>
-    </w:p>
-    <w:p>
-      <w:r>
-        <w:t>- 고정 길이 레코드는 블록을 넘을 수 있다. → X</w:t>
-      </w:r>
-    </w:p>
-    <w:p>
-      <w:r>
-        <w:t>- 열 지향 저장은 OLTP 시스템에 적합하다. → X</w:t>
-      </w:r>
-    </w:p>
-    <w:p>
-      <w:r>
-        <w:t>- 버퍼 관리자는 메모리에 블록이 없으면 디스크에서 불러온다. → O</w:t>
-      </w:r>
-    </w:p>
-    <w:p/>
-    <w:p>
-      <w:r>
-        <w:rPr>
-          <w:rFonts w:ascii="Apple Color Emoji" w:hAnsi="Apple Color Emoji" w:cs="Apple Color Emoji"/>
-        </w:rPr>
-        <w:t>✅</w:t>
-      </w:r>
-      <w:r>
         <w:t xml:space="preserve"> 시험 전날 체크리스트</w:t>
       </w:r>
     </w:p>
@@ -804,7 +785,6 @@
     </w:p>
     <w:p>
       <w:r>
-        <w:lastRenderedPageBreak/>
         <w:t>- 레코드 구성 방식 (블로킹/삭제)</w:t>
       </w:r>
     </w:p>
